--- a/it-pm-project-materials-en/job-description/JD Project Manager.docx
+++ b/it-pm-project-materials-en/job-description/JD Project Manager.docx
@@ -5848,19 +5848,4 @@
   </a:objectDefaults>
   <a:extraClrSchemeLst/>
 </a:theme>
-</file>
-
-<file path=customXml/item1.xml><?xml version="1.0" encoding="utf-8"?>
-<go:gDocsCustomXmlDataStorage xmlns:go="http://customooxmlschemas.google.com/" xmlns:r="http://schemas.openxmlformats.org/officeDocument/2006/relationships" uri="GoogleDocsCustomDataVersion2">
-  <go:docsCustomData xmlns:go="http://customooxmlschemas.google.com/" roundtripDataSignature="AMtx7mhEcWpSa0iG/Lq0lFzA51dQj1JtHg==">CgMxLjA4AHIhMTBvbUJKbVYtYjhZOGJyZVJKNkVWMFQtdkxUUXdJV2Zt</go:docsCustomData>
-</go:gDocsCustomXmlDataStorage>
-</file>
-
-<file path=customXml/itemProps1.xml><?xml version="1.0" encoding="utf-8"?>
-<ds:datastoreItem xmlns:ds="http://schemas.openxmlformats.org/officeDocument/2006/customXml" ds:itemID="{11111111-1234-1234-1234-123412341234}">
-  <ds:schemaRefs>
-    <ds:schemaRef ds:uri="http://customooxmlschemas.google.com/"/>
-    <ds:schemaRef ds:uri="http://schemas.openxmlformats.org/officeDocument/2006/relationships"/>
-  </ds:schemaRefs>
-</ds:datastoreItem>
 </file>